--- a/angol12.docx
+++ b/angol12.docx
@@ -775,6 +775,455 @@
       </w:pPr>
       <w:r>
         <w:rPr/>
+      </w:r>
+    </w:p>
+    <w:p>
+      <w:pPr>
+        <w:pStyle w:val="Normal"/>
+        <w:bidi w:val="0"/>
+        <w:jc w:val="center"/>
+        <w:rPr>
+          <w:b/>
+          <w:bCs/>
+        </w:rPr>
+      </w:pPr>
+      <w:r>
+        <w:rPr>
+          <w:b/>
+          <w:bCs/>
+        </w:rPr>
+        <w:t>Family relationships</w:t>
+      </w:r>
+    </w:p>
+    <w:p>
+      <w:pPr>
+        <w:pStyle w:val="Normal"/>
+        <w:numPr>
+          <w:ilvl w:val="0"/>
+          <w:numId w:val="6"/>
+        </w:numPr>
+        <w:bidi w:val="0"/>
+        <w:jc w:val="start"/>
+        <w:rPr>
+          <w:b w:val="false"/>
+          <w:bCs w:val="false"/>
+        </w:rPr>
+      </w:pPr>
+      <w:r>
+        <w:rPr>
+          <w:b w:val="false"/>
+          <w:bCs w:val="false"/>
+        </w:rPr>
+        <w:t>size of family</w:t>
+      </w:r>
+    </w:p>
+    <w:p>
+      <w:pPr>
+        <w:pStyle w:val="Normal"/>
+        <w:numPr>
+          <w:ilvl w:val="0"/>
+          <w:numId w:val="6"/>
+        </w:numPr>
+        <w:bidi w:val="0"/>
+        <w:jc w:val="start"/>
+        <w:rPr>
+          <w:b w:val="false"/>
+          <w:bCs w:val="false"/>
+        </w:rPr>
+      </w:pPr>
+      <w:r>
+        <w:rPr>
+          <w:b w:val="false"/>
+          <w:bCs w:val="false"/>
+        </w:rPr>
+        <w:t>generatons</w:t>
+      </w:r>
+    </w:p>
+    <w:p>
+      <w:pPr>
+        <w:pStyle w:val="Normal"/>
+        <w:numPr>
+          <w:ilvl w:val="0"/>
+          <w:numId w:val="6"/>
+        </w:numPr>
+        <w:bidi w:val="0"/>
+        <w:jc w:val="start"/>
+        <w:rPr>
+          <w:b w:val="false"/>
+          <w:bCs w:val="false"/>
+        </w:rPr>
+      </w:pPr>
+      <w:r>
+        <w:rPr>
+          <w:b w:val="false"/>
+          <w:bCs w:val="false"/>
+        </w:rPr>
+        <w:t>single-parent families</w:t>
+      </w:r>
+    </w:p>
+    <w:p>
+      <w:pPr>
+        <w:pStyle w:val="Normal"/>
+        <w:numPr>
+          <w:ilvl w:val="0"/>
+          <w:numId w:val="6"/>
+        </w:numPr>
+        <w:bidi w:val="0"/>
+        <w:jc w:val="start"/>
+        <w:rPr>
+          <w:b w:val="false"/>
+          <w:bCs w:val="false"/>
+        </w:rPr>
+      </w:pPr>
+      <w:r>
+        <w:rPr>
+          <w:b w:val="false"/>
+          <w:bCs w:val="false"/>
+        </w:rPr>
+        <w:t>ideal family</w:t>
+      </w:r>
+    </w:p>
+    <w:p>
+      <w:pPr>
+        <w:pStyle w:val="Normal"/>
+        <w:numPr>
+          <w:ilvl w:val="0"/>
+          <w:numId w:val="6"/>
+        </w:numPr>
+        <w:bidi w:val="0"/>
+        <w:jc w:val="start"/>
+        <w:rPr>
+          <w:b w:val="false"/>
+          <w:bCs w:val="false"/>
+        </w:rPr>
+      </w:pPr>
+      <w:r>
+        <w:rPr>
+          <w:b w:val="false"/>
+          <w:bCs w:val="false"/>
+        </w:rPr>
+        <w:t>we live in falilies</w:t>
+      </w:r>
+    </w:p>
+    <w:p>
+      <w:pPr>
+        <w:pStyle w:val="Normal"/>
+        <w:numPr>
+          <w:ilvl w:val="0"/>
+          <w:numId w:val="6"/>
+        </w:numPr>
+        <w:bidi w:val="0"/>
+        <w:jc w:val="start"/>
+        <w:rPr>
+          <w:b w:val="false"/>
+          <w:bCs w:val="false"/>
+        </w:rPr>
+      </w:pPr>
+      <w:r>
+        <w:rPr>
+          <w:b w:val="false"/>
+          <w:bCs w:val="false"/>
+        </w:rPr>
+        <w:t>we have social connections</w:t>
+      </w:r>
+    </w:p>
+    <w:p>
+      <w:pPr>
+        <w:pStyle w:val="Normal"/>
+        <w:numPr>
+          <w:ilvl w:val="0"/>
+          <w:numId w:val="6"/>
+        </w:numPr>
+        <w:bidi w:val="0"/>
+        <w:jc w:val="start"/>
+        <w:rPr>
+          <w:b w:val="false"/>
+          <w:bCs w:val="false"/>
+        </w:rPr>
+      </w:pPr>
+      <w:r>
+        <w:rPr>
+          <w:b w:val="false"/>
+          <w:bCs w:val="false"/>
+        </w:rPr>
+        <w:t>there are different kinds of families</w:t>
+      </w:r>
+    </w:p>
+    <w:p>
+      <w:pPr>
+        <w:pStyle w:val="Normal"/>
+        <w:numPr>
+          <w:ilvl w:val="0"/>
+          <w:numId w:val="6"/>
+        </w:numPr>
+        <w:bidi w:val="0"/>
+        <w:jc w:val="start"/>
+        <w:rPr>
+          <w:b w:val="false"/>
+          <w:bCs w:val="false"/>
+        </w:rPr>
+      </w:pPr>
+      <w:r>
+        <w:rPr>
+          <w:b w:val="false"/>
+          <w:bCs w:val="false"/>
+        </w:rPr>
+        <w:t>there are different sizes</w:t>
+      </w:r>
+    </w:p>
+    <w:p>
+      <w:pPr>
+        <w:pStyle w:val="Normal"/>
+        <w:numPr>
+          <w:ilvl w:val="0"/>
+          <w:numId w:val="6"/>
+        </w:numPr>
+        <w:bidi w:val="0"/>
+        <w:jc w:val="start"/>
+        <w:rPr>
+          <w:b w:val="false"/>
+          <w:bCs w:val="false"/>
+        </w:rPr>
+      </w:pPr>
+      <w:r>
+        <w:rPr>
+          <w:b w:val="false"/>
+          <w:bCs w:val="false"/>
+        </w:rPr>
+        <w:t xml:space="preserve">basic is </w:t>
+      </w:r>
+    </w:p>
+    <w:p>
+      <w:pPr>
+        <w:pStyle w:val="Normal"/>
+        <w:numPr>
+          <w:ilvl w:val="0"/>
+          <w:numId w:val="6"/>
+        </w:numPr>
+        <w:bidi w:val="0"/>
+        <w:jc w:val="start"/>
+        <w:rPr>
+          <w:b w:val="false"/>
+          <w:bCs w:val="false"/>
+        </w:rPr>
+      </w:pPr>
+      <w:r>
+        <w:rPr>
+          <w:b w:val="false"/>
+          <w:bCs w:val="false"/>
+        </w:rPr>
+        <w:t>in our extended family we have other distant relatives</w:t>
+      </w:r>
+    </w:p>
+    <w:p>
+      <w:pPr>
+        <w:pStyle w:val="Normal"/>
+        <w:numPr>
+          <w:ilvl w:val="1"/>
+          <w:numId w:val="6"/>
+        </w:numPr>
+        <w:bidi w:val="0"/>
+        <w:jc w:val="start"/>
+        <w:rPr>
+          <w:b w:val="false"/>
+          <w:bCs w:val="false"/>
+        </w:rPr>
+      </w:pPr>
+      <w:r>
+        <w:rPr>
+          <w:b w:val="false"/>
+          <w:bCs w:val="false"/>
+        </w:rPr>
+        <w:t>uncle, aunt, niece, nephew, in laws (we only rarely see these family members only on the gatherings (at christmax, easter, thankgiving,))</w:t>
+      </w:r>
+    </w:p>
+    <w:p>
+      <w:pPr>
+        <w:pStyle w:val="Normal"/>
+        <w:numPr>
+          <w:ilvl w:val="0"/>
+          <w:numId w:val="6"/>
+        </w:numPr>
+        <w:bidi w:val="0"/>
+        <w:jc w:val="start"/>
+        <w:rPr>
+          <w:b w:val="false"/>
+          <w:bCs w:val="false"/>
+        </w:rPr>
+      </w:pPr>
+      <w:r>
+        <w:rPr>
+          <w:b w:val="false"/>
+          <w:bCs w:val="false"/>
+        </w:rPr>
+        <w:t>in some families grandparents share the same household</w:t>
+      </w:r>
+    </w:p>
+    <w:p>
+      <w:pPr>
+        <w:pStyle w:val="Normal"/>
+        <w:numPr>
+          <w:ilvl w:val="0"/>
+          <w:numId w:val="6"/>
+        </w:numPr>
+        <w:bidi w:val="0"/>
+        <w:jc w:val="start"/>
+        <w:rPr>
+          <w:b w:val="false"/>
+          <w:bCs w:val="false"/>
+        </w:rPr>
+      </w:pPr>
+      <w:r>
+        <w:rPr>
+          <w:b w:val="false"/>
+          <w:bCs w:val="false"/>
+        </w:rPr>
+        <w:t>grandparents can support us in many ways</w:t>
+      </w:r>
+    </w:p>
+    <w:p>
+      <w:pPr>
+        <w:pStyle w:val="Normal"/>
+        <w:numPr>
+          <w:ilvl w:val="0"/>
+          <w:numId w:val="6"/>
+        </w:numPr>
+        <w:bidi w:val="0"/>
+        <w:jc w:val="start"/>
+        <w:rPr>
+          <w:b w:val="false"/>
+          <w:bCs w:val="false"/>
+        </w:rPr>
+      </w:pPr>
+      <w:r>
+        <w:rPr>
+          <w:b w:val="false"/>
+          <w:bCs w:val="false"/>
+        </w:rPr>
+        <w:t xml:space="preserve">grannyes can cook deliicios foods </w:t>
+      </w:r>
+    </w:p>
+    <w:p>
+      <w:pPr>
+        <w:pStyle w:val="Normal"/>
+        <w:numPr>
+          <w:ilvl w:val="0"/>
+          <w:numId w:val="6"/>
+        </w:numPr>
+        <w:bidi w:val="0"/>
+        <w:jc w:val="start"/>
+        <w:rPr>
+          <w:b w:val="false"/>
+          <w:bCs w:val="false"/>
+        </w:rPr>
+      </w:pPr>
+      <w:r>
+        <w:rPr>
+          <w:b w:val="false"/>
+          <w:bCs w:val="false"/>
+        </w:rPr>
+        <w:t>they can help you fix/repair things in the house, help with gardening</w:t>
+      </w:r>
+    </w:p>
+    <w:p>
+      <w:pPr>
+        <w:pStyle w:val="Normal"/>
+        <w:numPr>
+          <w:ilvl w:val="0"/>
+          <w:numId w:val="6"/>
+        </w:numPr>
+        <w:bidi w:val="0"/>
+        <w:jc w:val="start"/>
+        <w:rPr>
+          <w:b w:val="false"/>
+          <w:bCs w:val="false"/>
+        </w:rPr>
+      </w:pPr>
+      <w:r>
+        <w:rPr>
+          <w:b w:val="false"/>
+          <w:bCs w:val="false"/>
+        </w:rPr>
+        <w:t>when they ar esick or elderly you can look after them support and treat them</w:t>
+      </w:r>
+    </w:p>
+    <w:p>
+      <w:pPr>
+        <w:pStyle w:val="Normal"/>
+        <w:numPr>
+          <w:ilvl w:val="0"/>
+          <w:numId w:val="6"/>
+        </w:numPr>
+        <w:bidi w:val="0"/>
+        <w:jc w:val="start"/>
+        <w:rPr>
+          <w:b w:val="false"/>
+          <w:bCs w:val="false"/>
+        </w:rPr>
+      </w:pPr>
+      <w:r>
+        <w:rPr>
+          <w:b w:val="false"/>
+          <w:bCs w:val="false"/>
+        </w:rPr>
+        <w:t>unfortunately a lot of couples get divorced and live in single parent families</w:t>
+      </w:r>
+    </w:p>
+    <w:p>
+      <w:pPr>
+        <w:pStyle w:val="Normal"/>
+        <w:numPr>
+          <w:ilvl w:val="0"/>
+          <w:numId w:val="6"/>
+        </w:numPr>
+        <w:bidi w:val="0"/>
+        <w:jc w:val="start"/>
+        <w:rPr>
+          <w:b w:val="false"/>
+          <w:bCs w:val="false"/>
+        </w:rPr>
+      </w:pPr>
+      <w:r>
+        <w:rPr>
+          <w:b w:val="false"/>
+          <w:bCs w:val="false"/>
+        </w:rPr>
+        <w:t>ideal family definition</w:t>
+      </w:r>
+    </w:p>
+    <w:p>
+      <w:pPr>
+        <w:pStyle w:val="Normal"/>
+        <w:bidi w:val="0"/>
+        <w:jc w:val="start"/>
+        <w:rPr>
+          <w:b w:val="false"/>
+          <w:bCs w:val="false"/>
+        </w:rPr>
+      </w:pPr>
+      <w:r>
+        <w:rPr>
+          <w:b w:val="false"/>
+          <w:bCs w:val="false"/>
+        </w:rPr>
+      </w:r>
+    </w:p>
+    <w:p>
+      <w:pPr>
+        <w:pStyle w:val="Normal"/>
+        <w:bidi w:val="0"/>
+        <w:jc w:val="start"/>
+        <w:rPr>
+          <w:b w:val="false"/>
+          <w:bCs w:val="false"/>
+        </w:rPr>
+      </w:pPr>
+      <w:r>
+        <w:rPr>
+          <w:b w:val="false"/>
+          <w:bCs w:val="false"/>
+        </w:rPr>
+        <w:t>hf matura 9/def</w:t>
       </w:r>
     </w:p>
     <w:sectPr>
@@ -1478,6 +1927,143 @@
     </w:lvl>
   </w:abstractNum>
   <w:abstractNum w:abstractNumId="6">
+    <w:lvl w:ilvl="0">
+      <w:start w:val="1"/>
+      <w:numFmt w:val="bullet"/>
+      <w:lvlText w:val=""/>
+      <w:lvlJc w:val="start"/>
+      <w:pPr>
+        <w:tabs>
+          <w:tab w:val="num" w:pos="720"/>
+        </w:tabs>
+        <w:ind w:start="720" w:hanging="360"/>
+      </w:pPr>
+      <w:rPr>
+        <w:rFonts w:ascii="Symbol" w:hAnsi="Symbol" w:cs="Symbol" w:hint="default"/>
+      </w:rPr>
+    </w:lvl>
+    <w:lvl w:ilvl="1">
+      <w:start w:val="1"/>
+      <w:numFmt w:val="bullet"/>
+      <w:lvlText w:val="◦"/>
+      <w:lvlJc w:val="start"/>
+      <w:pPr>
+        <w:tabs>
+          <w:tab w:val="num" w:pos="1080"/>
+        </w:tabs>
+        <w:ind w:start="1080" w:hanging="360"/>
+      </w:pPr>
+      <w:rPr>
+        <w:rFonts w:ascii="OpenSymbol" w:hAnsi="OpenSymbol" w:cs="OpenSymbol" w:hint="default"/>
+      </w:rPr>
+    </w:lvl>
+    <w:lvl w:ilvl="2">
+      <w:start w:val="1"/>
+      <w:numFmt w:val="bullet"/>
+      <w:lvlText w:val="▪"/>
+      <w:lvlJc w:val="start"/>
+      <w:pPr>
+        <w:tabs>
+          <w:tab w:val="num" w:pos="1440"/>
+        </w:tabs>
+        <w:ind w:start="1440" w:hanging="360"/>
+      </w:pPr>
+      <w:rPr>
+        <w:rFonts w:ascii="OpenSymbol" w:hAnsi="OpenSymbol" w:cs="OpenSymbol" w:hint="default"/>
+      </w:rPr>
+    </w:lvl>
+    <w:lvl w:ilvl="3">
+      <w:start w:val="1"/>
+      <w:numFmt w:val="bullet"/>
+      <w:lvlText w:val=""/>
+      <w:lvlJc w:val="start"/>
+      <w:pPr>
+        <w:tabs>
+          <w:tab w:val="num" w:pos="1800"/>
+        </w:tabs>
+        <w:ind w:start="1800" w:hanging="360"/>
+      </w:pPr>
+      <w:rPr>
+        <w:rFonts w:ascii="Symbol" w:hAnsi="Symbol" w:cs="Symbol" w:hint="default"/>
+      </w:rPr>
+    </w:lvl>
+    <w:lvl w:ilvl="4">
+      <w:start w:val="1"/>
+      <w:numFmt w:val="bullet"/>
+      <w:lvlText w:val="◦"/>
+      <w:lvlJc w:val="start"/>
+      <w:pPr>
+        <w:tabs>
+          <w:tab w:val="num" w:pos="2160"/>
+        </w:tabs>
+        <w:ind w:start="2160" w:hanging="360"/>
+      </w:pPr>
+      <w:rPr>
+        <w:rFonts w:ascii="OpenSymbol" w:hAnsi="OpenSymbol" w:cs="OpenSymbol" w:hint="default"/>
+      </w:rPr>
+    </w:lvl>
+    <w:lvl w:ilvl="5">
+      <w:start w:val="1"/>
+      <w:numFmt w:val="bullet"/>
+      <w:lvlText w:val="▪"/>
+      <w:lvlJc w:val="start"/>
+      <w:pPr>
+        <w:tabs>
+          <w:tab w:val="num" w:pos="2520"/>
+        </w:tabs>
+        <w:ind w:start="2520" w:hanging="360"/>
+      </w:pPr>
+      <w:rPr>
+        <w:rFonts w:ascii="OpenSymbol" w:hAnsi="OpenSymbol" w:cs="OpenSymbol" w:hint="default"/>
+      </w:rPr>
+    </w:lvl>
+    <w:lvl w:ilvl="6">
+      <w:start w:val="1"/>
+      <w:numFmt w:val="bullet"/>
+      <w:lvlText w:val=""/>
+      <w:lvlJc w:val="start"/>
+      <w:pPr>
+        <w:tabs>
+          <w:tab w:val="num" w:pos="2880"/>
+        </w:tabs>
+        <w:ind w:start="2880" w:hanging="360"/>
+      </w:pPr>
+      <w:rPr>
+        <w:rFonts w:ascii="Symbol" w:hAnsi="Symbol" w:cs="Symbol" w:hint="default"/>
+      </w:rPr>
+    </w:lvl>
+    <w:lvl w:ilvl="7">
+      <w:start w:val="1"/>
+      <w:numFmt w:val="bullet"/>
+      <w:lvlText w:val="◦"/>
+      <w:lvlJc w:val="start"/>
+      <w:pPr>
+        <w:tabs>
+          <w:tab w:val="num" w:pos="3240"/>
+        </w:tabs>
+        <w:ind w:start="3240" w:hanging="360"/>
+      </w:pPr>
+      <w:rPr>
+        <w:rFonts w:ascii="OpenSymbol" w:hAnsi="OpenSymbol" w:cs="OpenSymbol" w:hint="default"/>
+      </w:rPr>
+    </w:lvl>
+    <w:lvl w:ilvl="8">
+      <w:start w:val="1"/>
+      <w:numFmt w:val="bullet"/>
+      <w:lvlText w:val="▪"/>
+      <w:lvlJc w:val="start"/>
+      <w:pPr>
+        <w:tabs>
+          <w:tab w:val="num" w:pos="3600"/>
+        </w:tabs>
+        <w:ind w:start="3600" w:hanging="360"/>
+      </w:pPr>
+      <w:rPr>
+        <w:rFonts w:ascii="OpenSymbol" w:hAnsi="OpenSymbol" w:cs="OpenSymbol" w:hint="default"/>
+      </w:rPr>
+    </w:lvl>
+  </w:abstractNum>
+  <w:abstractNum w:abstractNumId="7">
     <w:lvl w:ilvl="0">
       <w:start w:val="1"/>
       <w:numFmt w:val="none"/>
@@ -1613,6 +2199,9 @@
   </w:num>
   <w:num w:numId="6">
     <w:abstractNumId w:val="6"/>
+  </w:num>
+  <w:num w:numId="7">
+    <w:abstractNumId w:val="7"/>
   </w:num>
 </w:numbering>
 </file>
@@ -1654,8 +2243,8 @@
       <w:lang w:val="en-US" w:eastAsia="zh-CN" w:bidi="hi-IN"/>
     </w:rPr>
   </w:style>
-  <w:style w:type="character" w:styleId="Bullets">
-    <w:name w:val="Bullets"/>
+  <w:style w:type="character" w:styleId="Bulletsuser">
+    <w:name w:val="Bullets (user)"/>
     <w:qFormat/>
     <w:rPr>
       <w:rFonts w:ascii="OpenSymbol" w:hAnsi="OpenSymbol" w:eastAsia="OpenSymbol" w:cs="OpenSymbol"/>
@@ -1665,6 +2254,13 @@
     <w:name w:val="Numbering Symbols"/>
     <w:qFormat/>
     <w:rPr/>
+  </w:style>
+  <w:style w:type="character" w:styleId="Bullets">
+    <w:name w:val="Bullets"/>
+    <w:qFormat/>
+    <w:rPr>
+      <w:rFonts w:ascii="OpenSymbol" w:hAnsi="OpenSymbol" w:eastAsia="OpenSymbol" w:cs="OpenSymbol"/>
+    </w:rPr>
   </w:style>
   <w:style w:type="paragraph" w:styleId="Heading">
     <w:name w:val="Heading"/>

--- a/angol12.docx
+++ b/angol12.docx
@@ -1224,6 +1224,41 @@
           <w:bCs w:val="false"/>
         </w:rPr>
         <w:t>hf matura 9/def</w:t>
+      </w:r>
+    </w:p>
+    <w:p>
+      <w:pPr>
+        <w:pStyle w:val="Normal"/>
+        <w:bidi w:val="0"/>
+        <w:jc w:val="start"/>
+        <w:rPr>
+          <w:b w:val="false"/>
+          <w:bCs w:val="false"/>
+        </w:rPr>
+      </w:pPr>
+      <w:r>
+        <w:rPr>
+          <w:b w:val="false"/>
+          <w:bCs w:val="false"/>
+        </w:rPr>
+      </w:r>
+    </w:p>
+    <w:p>
+      <w:pPr>
+        <w:pStyle w:val="Normal"/>
+        <w:bidi w:val="0"/>
+        <w:jc w:val="start"/>
+        <w:rPr>
+          <w:b w:val="false"/>
+          <w:bCs w:val="false"/>
+        </w:rPr>
+      </w:pPr>
+      <w:r>
+        <w:rPr>
+          <w:b w:val="false"/>
+          <w:bCs w:val="false"/>
+        </w:rPr>
+        <w:t>3. family tétel</w:t>
       </w:r>
     </w:p>
     <w:sectPr>
@@ -2243,8 +2278,8 @@
       <w:lang w:val="en-US" w:eastAsia="zh-CN" w:bidi="hi-IN"/>
     </w:rPr>
   </w:style>
-  <w:style w:type="character" w:styleId="Bulletsuser">
-    <w:name w:val="Bullets (user)"/>
+  <w:style w:type="character" w:styleId="Bullets">
+    <w:name w:val="Bullets"/>
     <w:qFormat/>
     <w:rPr>
       <w:rFonts w:ascii="OpenSymbol" w:hAnsi="OpenSymbol" w:eastAsia="OpenSymbol" w:cs="OpenSymbol"/>
@@ -2255,8 +2290,8 @@
     <w:qFormat/>
     <w:rPr/>
   </w:style>
-  <w:style w:type="character" w:styleId="Bullets">
-    <w:name w:val="Bullets"/>
+  <w:style w:type="character" w:styleId="Bulletsuser">
+    <w:name w:val="Bullets (user)"/>
     <w:qFormat/>
     <w:rPr>
       <w:rFonts w:ascii="OpenSymbol" w:hAnsi="OpenSymbol" w:eastAsia="OpenSymbol" w:cs="OpenSymbol"/>
